--- a/templates/documents/CONTRATOS CIVILES/CONTRATOS AUTENTICOS/ESTADO CIVIL/ACTO DE NOTORIEDAD DE DEFUNCION TARDIA.docx
+++ b/templates/documents/CONTRATOS CIVILES/CONTRATOS AUTENTICOS/ESTADO CIVIL/ACTO DE NOTORIEDAD DE DEFUNCION TARDIA.docx
@@ -4,368 +4,828 @@
   <w:body>
     <w:p>
       <w:pPr>
-        <w:rPr>
-          <w:b/>
-          <w:bCs/>
-        </w:rPr>
-      </w:pPr>
-      <w:r>
-        <w:rPr>
-          <w:b/>
-          <w:bCs/>
-        </w:rPr>
-        <w:t>ACTO NÚMERO [_______].- (ACTO DE NOTORIEDAD DE DEFUNCIÓN TARDÍA)</w:t>
-      </w:r>
-    </w:p>
-    <w:p>
-      <w:r>
-        <w:t xml:space="preserve">En la ciudad de [Ciudad], República Dominicana, hoy día [Día] del mes de [Mes] del año 2026; por ante mí, </w:t>
-      </w:r>
-      <w:r>
-        <w:rPr>
-          <w:b/>
-          <w:bCs/>
-        </w:rPr>
-        <w:t>[NOMBRE DEL NOTARIO]</w:t>
-      </w:r>
-      <w:r>
-        <w:t xml:space="preserve">, dominicano, mayor de edad, Abogado Notario Público de los del número del [Distrito Nacional / Municipio], titular de la Cédula No. [Número], con carnet del Colegio de Notarios No. [Número] y estudio profesional en [Dirección]; </w:t>
-      </w:r>
-      <w:r>
-        <w:rPr>
-          <w:b/>
-          <w:bCs/>
-        </w:rPr>
-        <w:t>HAN COMPARECIDO</w:t>
-      </w:r>
-      <w:r>
-        <w:t xml:space="preserve"> de manera libre y voluntaria los señores:</w:t>
-      </w:r>
-    </w:p>
-    <w:p>
-      <w:pPr>
-        <w:numPr>
-          <w:ilvl w:val="0"/>
-          <w:numId w:val="1"/>
-        </w:numPr>
-      </w:pPr>
-      <w:r>
-        <w:rPr>
-          <w:b/>
-          <w:bCs/>
-        </w:rPr>
-        <w:t>[TESTIGO 1]</w:t>
-      </w:r>
-      <w:r>
-        <w:t>, dominicano, mayor de edad, [Cédula], [Domicilio].</w:t>
-      </w:r>
-    </w:p>
-    <w:p>
-      <w:pPr>
-        <w:numPr>
-          <w:ilvl w:val="0"/>
-          <w:numId w:val="1"/>
-        </w:numPr>
-      </w:pPr>
-      <w:r>
-        <w:rPr>
-          <w:b/>
-          <w:bCs/>
-        </w:rPr>
-        <w:t>[TESTIGO 2]</w:t>
-      </w:r>
-      <w:r>
-        <w:t>, dominicano, mayor de edad, [Cédula], [Domicilio].</w:t>
-      </w:r>
-    </w:p>
-    <w:p>
-      <w:pPr>
-        <w:numPr>
-          <w:ilvl w:val="0"/>
-          <w:numId w:val="1"/>
-        </w:numPr>
-      </w:pPr>
-      <w:r>
-        <w:rPr>
-          <w:b/>
-          <w:bCs/>
-        </w:rPr>
-        <w:t>[TESTIGO 3]</w:t>
-      </w:r>
-      <w:r>
-        <w:t>, dominicano, mayor de edad, [Cédula], [Domicilio].</w:t>
-      </w:r>
-    </w:p>
-    <w:p>
-      <w:pPr>
-        <w:numPr>
-          <w:ilvl w:val="0"/>
-          <w:numId w:val="1"/>
-        </w:numPr>
-      </w:pPr>
-      <w:r>
-        <w:rPr>
-          <w:b/>
-          <w:bCs/>
-        </w:rPr>
-        <w:t>[TESTIGO 4]</w:t>
-      </w:r>
-      <w:r>
-        <w:t>, dominicano, mayor de edad, [Cédula], [Domicilio].</w:t>
-      </w:r>
-    </w:p>
-    <w:p>
-      <w:pPr>
-        <w:numPr>
-          <w:ilvl w:val="0"/>
-          <w:numId w:val="1"/>
-        </w:numPr>
-      </w:pPr>
-      <w:r>
-        <w:rPr>
-          <w:b/>
-          <w:bCs/>
-        </w:rPr>
-        <w:t>[TESTIGO 5]</w:t>
-      </w:r>
-      <w:r>
-        <w:t>, dominicano, mayor de edad, [Cédula], [Domicilio].</w:t>
-      </w:r>
-    </w:p>
-    <w:p>
-      <w:pPr>
-        <w:numPr>
-          <w:ilvl w:val="0"/>
-          <w:numId w:val="1"/>
-        </w:numPr>
-      </w:pPr>
-      <w:r>
-        <w:rPr>
-          <w:b/>
-          <w:bCs/>
-        </w:rPr>
-        <w:t>[TESTIGO 6]</w:t>
-      </w:r>
-      <w:r>
-        <w:t>, dominicano, mayor de edad, [Cédula], [Domicilio].</w:t>
-      </w:r>
-    </w:p>
-    <w:p>
-      <w:pPr>
-        <w:numPr>
-          <w:ilvl w:val="0"/>
-          <w:numId w:val="1"/>
-        </w:numPr>
-      </w:pPr>
-      <w:r>
-        <w:rPr>
-          <w:b/>
-          <w:bCs/>
-        </w:rPr>
-        <w:t>[TESTIGO 7]</w:t>
-      </w:r>
-      <w:r>
-        <w:t>, dominicano, mayor de edad, [Cédula], [Domicilio].</w:t>
-      </w:r>
-    </w:p>
-    <w:p>
-      <w:r>
-        <w:rPr>
-          <w:b/>
-          <w:bCs/>
-        </w:rPr>
-        <w:t>LOS COMPARECIENTES</w:t>
-      </w:r>
-      <w:r>
-        <w:t>, testigos requeridos al efecto, previa declaración jurada de decir la verdad, me han manifestado de manera unánime lo siguiente:</w:t>
-      </w:r>
-    </w:p>
-    <w:p>
-      <w:pPr>
-        <w:rPr>
-          <w:b/>
-          <w:bCs/>
-        </w:rPr>
-      </w:pPr>
-      <w:r>
-        <w:rPr>
-          <w:b/>
-          <w:bCs/>
-        </w:rPr>
+        <w:spacing w:line="240" w:lineRule="auto"/>
+        <w:jc w:val="both"/>
+      </w:pPr>
+    </w:p>
+    <w:p>
+      <w:pPr>
+        <w:spacing w:line="240" w:lineRule="auto"/>
+        <w:jc w:val="both"/>
+      </w:pPr>
+    </w:p>
+    <w:p>
+      <w:pPr>
+        <w:spacing w:line="240" w:lineRule="auto"/>
+        <w:jc w:val="both"/>
+      </w:pPr>
+    </w:p>
+    <w:p>
+      <w:pPr>
+        <w:spacing w:line="240" w:lineRule="auto"/>
+        <w:jc w:val="both"/>
+        <w:rPr>
+          <w:b/>
+          <w:bCs/>
+        </w:rPr>
+      </w:pPr>
+      <w:r>
+        <w:rPr>
+          <w:b/>
+          <w:bCs/>
+        </w:rPr>
+        <w:t xml:space="preserve">ACTO DE NOTORIEDAD DE DEFUNCIÓN </w:t>
+      </w:r>
+    </w:p>
+    <w:p>
+      <w:pPr>
+        <w:spacing w:line="240" w:lineRule="auto"/>
+        <w:jc w:val="both"/>
+      </w:pPr>
+    </w:p>
+    <w:p>
+      <w:pPr>
+        <w:spacing w:line="240" w:lineRule="auto"/>
+        <w:jc w:val="both"/>
+      </w:pPr>
+      <w:r>
+        <w:t xml:space="preserve">ACTO NÚMERO </w:t>
+      </w:r>
+      <w:r>
+        <w:rPr>
+          <w:b/>
+          <w:bCs/>
+        </w:rPr>
+        <w:t>{{NUMERO_ACTO_AUTENTICO}</w:t>
+      </w:r>
+      <w:proofErr w:type="gramStart"/>
+      <w:r>
+        <w:rPr>
+          <w:b/>
+          <w:bCs/>
+        </w:rPr>
+        <w:t>}</w:t>
+      </w:r>
+      <w:r>
+        <w:t>.-</w:t>
+      </w:r>
+      <w:proofErr w:type="gramEnd"/>
+      <w:r>
+        <w:t xml:space="preserve"> </w:t>
+      </w:r>
+    </w:p>
+    <w:p>
+      <w:pPr>
+        <w:spacing w:line="240" w:lineRule="auto"/>
+        <w:jc w:val="both"/>
+      </w:pPr>
+      <w:r>
+        <w:t xml:space="preserve">En la ciudad de </w:t>
+      </w:r>
+      <w:r>
+        <w:rPr>
+          <w:b/>
+          <w:bCs/>
+        </w:rPr>
+        <w:t>{{CIUDAD_FIRMA}}</w:t>
+      </w:r>
+      <w:r>
+        <w:t xml:space="preserve">, República Dominicana, hoy día </w:t>
+      </w:r>
+      <w:r>
+        <w:rPr>
+          <w:b/>
+          <w:bCs/>
+        </w:rPr>
+        <w:t>{{DIA_TEXTO}}</w:t>
+      </w:r>
+      <w:r>
+        <w:t xml:space="preserve"> del mes de </w:t>
+      </w:r>
+      <w:r>
+        <w:rPr>
+          <w:b/>
+          <w:bCs/>
+        </w:rPr>
+        <w:t>{{MES_TEXTO}}</w:t>
+      </w:r>
+      <w:r>
+        <w:t xml:space="preserve"> del año </w:t>
+      </w:r>
+      <w:r>
+        <w:rPr>
+          <w:b/>
+          <w:bCs/>
+        </w:rPr>
+        <w:t>{{AÑO_TEXTO}}</w:t>
+      </w:r>
+      <w:r>
+        <w:t xml:space="preserve"> ({{AÑO_NUMERO}}); por ante mí, </w:t>
+      </w:r>
+      <w:r>
+        <w:rPr>
+          <w:b/>
+          <w:bCs/>
+        </w:rPr>
+        <w:t>{{TRATAMIENTO_NOTARIO}}</w:t>
+      </w:r>
+      <w:r>
+        <w:t xml:space="preserve"> </w:t>
+      </w:r>
+      <w:r>
+        <w:rPr>
+          <w:b/>
+          <w:bCs/>
+        </w:rPr>
+        <w:t>{{NOMBRE_NOTARIO}}</w:t>
+      </w:r>
+      <w:r>
+        <w:t xml:space="preserve">, de nacionalidad dominicana, mayor de edad, Abogado Notario Público de los del número del </w:t>
+      </w:r>
+      <w:r>
+        <w:rPr>
+          <w:b/>
+          <w:bCs/>
+        </w:rPr>
+        <w:t>{{MUNICIPIO_NOTARIO}}</w:t>
+      </w:r>
+      <w:r>
+        <w:t xml:space="preserve">, titular de </w:t>
+      </w:r>
+      <w:r>
+        <w:rPr>
+          <w:b/>
+          <w:bCs/>
+        </w:rPr>
+        <w:t>{{DOCUMENTO IDENTIDAD_NOTARIO}}</w:t>
+      </w:r>
+      <w:r>
+        <w:t xml:space="preserve">, con </w:t>
+      </w:r>
+      <w:proofErr w:type="gramStart"/>
+      <w:r>
+        <w:t>carnet</w:t>
+      </w:r>
+      <w:proofErr w:type="gramEnd"/>
+      <w:r>
+        <w:t xml:space="preserve"> del Colegio de Notarios No. </w:t>
+      </w:r>
+      <w:r>
+        <w:rPr>
+          <w:b/>
+          <w:bCs/>
+        </w:rPr>
+        <w:t>{{MATRICULA_NOTARIO}}</w:t>
+      </w:r>
+      <w:r>
+        <w:t xml:space="preserve"> y estudio profesional en </w:t>
+      </w:r>
+      <w:r>
+        <w:rPr>
+          <w:b/>
+          <w:bCs/>
+        </w:rPr>
+        <w:t>{{DIRECCION O DOMICILIO_NOTARIO}}</w:t>
+      </w:r>
+      <w:r>
+        <w:t>; HAN COMPARECIDO de manera libre y voluntaria los señores:</w:t>
+      </w:r>
+    </w:p>
+    <w:p>
+      <w:pPr>
+        <w:spacing w:line="240" w:lineRule="auto"/>
+        <w:jc w:val="both"/>
+      </w:pPr>
+      <w:r>
+        <w:rPr>
+          <w:b/>
+          <w:bCs/>
+        </w:rPr>
+        <w:t>{{TRATAMIENTO_TESTIGO 1}}</w:t>
+      </w:r>
+      <w:r>
+        <w:t xml:space="preserve"> </w:t>
+      </w:r>
+      <w:r>
+        <w:rPr>
+          <w:b/>
+          <w:bCs/>
+        </w:rPr>
+        <w:t>{{NOMBRE_TESTIGO 1}}</w:t>
+      </w:r>
+      <w:r>
+        <w:t xml:space="preserve">, de nacionalidad </w:t>
+      </w:r>
+      <w:r>
+        <w:rPr>
+          <w:b/>
+          <w:bCs/>
+        </w:rPr>
+        <w:t>{{NACIONALIDAD_TESTIGO 1}}</w:t>
+      </w:r>
+      <w:r>
+        <w:t xml:space="preserve">, titular de </w:t>
+      </w:r>
+      <w:r>
+        <w:rPr>
+          <w:b/>
+          <w:bCs/>
+        </w:rPr>
+        <w:t>{{DOCUMENTO IDENTIDAD_TESTIGO 1}}</w:t>
+      </w:r>
+      <w:r>
+        <w:t xml:space="preserve">, domiciliado en </w:t>
+      </w:r>
+      <w:r>
+        <w:rPr>
+          <w:b/>
+          <w:bCs/>
+        </w:rPr>
+        <w:t>{{DIRECCION O DOMICILIO_TESTIGO 1}}</w:t>
+      </w:r>
+      <w:r>
+        <w:t xml:space="preserve">. </w:t>
+      </w:r>
+      <w:r>
+        <w:rPr>
+          <w:b/>
+          <w:bCs/>
+        </w:rPr>
+        <w:t>{{TRATAMIENTO_TESTIGO 2}}</w:t>
+      </w:r>
+      <w:r>
+        <w:t xml:space="preserve"> </w:t>
+      </w:r>
+      <w:r>
+        <w:rPr>
+          <w:b/>
+          <w:bCs/>
+        </w:rPr>
+        <w:t>{{NOMBRE_TESTIGO 2}}</w:t>
+      </w:r>
+      <w:r>
+        <w:t xml:space="preserve">, titular de </w:t>
+      </w:r>
+      <w:r>
+        <w:rPr>
+          <w:b/>
+          <w:bCs/>
+        </w:rPr>
+        <w:t>{{DOCUMENTO IDENTIDAD_TESTIGO 2}}</w:t>
+      </w:r>
+      <w:r>
+        <w:t xml:space="preserve">, domiciliado en </w:t>
+      </w:r>
+      <w:r>
+        <w:rPr>
+          <w:b/>
+          <w:bCs/>
+        </w:rPr>
+        <w:t>{{DIRECCION O DOMICILIO_TESTIGO 2}}</w:t>
+      </w:r>
+      <w:r>
+        <w:t xml:space="preserve">. </w:t>
+      </w:r>
+      <w:r>
+        <w:rPr>
+          <w:b/>
+          <w:bCs/>
+        </w:rPr>
+        <w:t>{{TRATAMIENTO_TESTIGO 3}}</w:t>
+      </w:r>
+      <w:r>
+        <w:t xml:space="preserve"> </w:t>
+      </w:r>
+      <w:r>
+        <w:rPr>
+          <w:b/>
+          <w:bCs/>
+        </w:rPr>
+        <w:t>{{NOMBRE_TESTIGO 3}}</w:t>
+      </w:r>
+      <w:r>
+        <w:t xml:space="preserve">, titular de </w:t>
+      </w:r>
+      <w:r>
+        <w:rPr>
+          <w:b/>
+          <w:bCs/>
+        </w:rPr>
+        <w:t>{{DOCUMENTO IDENTIDAD_TESTIGO 3}}</w:t>
+      </w:r>
+      <w:r>
+        <w:t xml:space="preserve">, domiciliado en </w:t>
+      </w:r>
+      <w:r>
+        <w:rPr>
+          <w:b/>
+          <w:bCs/>
+        </w:rPr>
+        <w:t>{{DIRECCION O DOMICILIO_TESTIGO 3}}</w:t>
+      </w:r>
+      <w:r>
+        <w:t xml:space="preserve">. </w:t>
+      </w:r>
+      <w:r>
+        <w:rPr>
+          <w:b/>
+          <w:bCs/>
+        </w:rPr>
+        <w:t>{{TRATAMIENTO_TESTIGO 4}}</w:t>
+      </w:r>
+      <w:r>
+        <w:t xml:space="preserve"> </w:t>
+      </w:r>
+      <w:r>
+        <w:rPr>
+          <w:b/>
+          <w:bCs/>
+        </w:rPr>
+        <w:t>{{NOMBRE_TESTIGO 4}}</w:t>
+      </w:r>
+      <w:r>
+        <w:t xml:space="preserve">, titular de </w:t>
+      </w:r>
+      <w:r>
+        <w:rPr>
+          <w:b/>
+          <w:bCs/>
+        </w:rPr>
+        <w:t>{{DOCUMENTO IDENTIDAD_TESTIGO 4}}</w:t>
+      </w:r>
+      <w:r>
+        <w:t xml:space="preserve">, domiciliado en </w:t>
+      </w:r>
+      <w:r>
+        <w:rPr>
+          <w:b/>
+          <w:bCs/>
+        </w:rPr>
+        <w:t>{{DIRECCION O DOMICILIO_TESTIGO 4}}</w:t>
+      </w:r>
+      <w:r>
+        <w:t xml:space="preserve">. </w:t>
+      </w:r>
+      <w:r>
+        <w:rPr>
+          <w:b/>
+          <w:bCs/>
+        </w:rPr>
+        <w:t>{{TRATAMIENTO_TESTIGO 5}}</w:t>
+      </w:r>
+      <w:r>
+        <w:t xml:space="preserve"> </w:t>
+      </w:r>
+      <w:r>
+        <w:rPr>
+          <w:b/>
+          <w:bCs/>
+        </w:rPr>
+        <w:t>{{NOMBRE_TESTIGO 5}}</w:t>
+      </w:r>
+      <w:r>
+        <w:t xml:space="preserve">, titular de </w:t>
+      </w:r>
+      <w:r>
+        <w:rPr>
+          <w:b/>
+          <w:bCs/>
+        </w:rPr>
+        <w:t>{{DOCUMENTO IDENTIDAD_TESTIGO 5}}</w:t>
+      </w:r>
+      <w:r>
+        <w:t xml:space="preserve">, domiciliado en </w:t>
+      </w:r>
+      <w:r>
+        <w:rPr>
+          <w:b/>
+          <w:bCs/>
+        </w:rPr>
+        <w:t>{{DIRECCION O DOMICILIO_TESTIGO 5}}</w:t>
+      </w:r>
+      <w:r>
+        <w:t xml:space="preserve">. </w:t>
+      </w:r>
+      <w:r>
+        <w:rPr>
+          <w:b/>
+          <w:bCs/>
+        </w:rPr>
+        <w:t>{{TRATAMIENTO_TESTIGO 6}}</w:t>
+      </w:r>
+      <w:r>
+        <w:t xml:space="preserve"> </w:t>
+      </w:r>
+      <w:r>
+        <w:rPr>
+          <w:b/>
+          <w:bCs/>
+        </w:rPr>
+        <w:t>{{NOMBRE_TESTIGO 6}}</w:t>
+      </w:r>
+      <w:r>
+        <w:t xml:space="preserve">, titular de </w:t>
+      </w:r>
+      <w:r>
+        <w:rPr>
+          <w:b/>
+          <w:bCs/>
+        </w:rPr>
+        <w:t>{{DOCUMENTO IDENTIDAD_TESTIGO 6}}</w:t>
+      </w:r>
+      <w:r>
+        <w:t xml:space="preserve">, domiciliado en </w:t>
+      </w:r>
+      <w:r>
+        <w:rPr>
+          <w:b/>
+          <w:bCs/>
+        </w:rPr>
+        <w:t>{{DIRECCION O DOMICILIO_TESTIGO 6}}</w:t>
+      </w:r>
+      <w:r>
+        <w:t xml:space="preserve">. </w:t>
+      </w:r>
+      <w:r>
+        <w:rPr>
+          <w:b/>
+          <w:bCs/>
+        </w:rPr>
+        <w:t>{{TRATAMIENTO_TESTIGO 7}}</w:t>
+      </w:r>
+      <w:r>
+        <w:t xml:space="preserve"> </w:t>
+      </w:r>
+      <w:r>
+        <w:rPr>
+          <w:b/>
+          <w:bCs/>
+        </w:rPr>
+        <w:t>{{NOMBRE_TESTIGO 7}}</w:t>
+      </w:r>
+      <w:r>
+        <w:t xml:space="preserve">, titular de </w:t>
+      </w:r>
+      <w:r>
+        <w:rPr>
+          <w:b/>
+          <w:bCs/>
+        </w:rPr>
+        <w:t>{{DOCUMENTO IDENTIDAD_TESTIGO 7}}</w:t>
+      </w:r>
+      <w:r>
+        <w:t xml:space="preserve">, domiciliado en </w:t>
+      </w:r>
+      <w:r>
+        <w:rPr>
+          <w:b/>
+          <w:bCs/>
+        </w:rPr>
+        <w:t>{{DIRECCION O DOMICILIO_TESTIGO 7}}</w:t>
+      </w:r>
+      <w:r>
+        <w:t>.</w:t>
+      </w:r>
+    </w:p>
+    <w:p>
+      <w:pPr>
+        <w:spacing w:line="240" w:lineRule="auto"/>
+        <w:jc w:val="both"/>
+      </w:pPr>
+      <w:r>
+        <w:t>LOS COMPARECIENTES, testigos requeridos al efecto, previa declaración jurada de decir la verdad, me han manifestado de manera unánime lo siguiente:</w:t>
+      </w:r>
+    </w:p>
+    <w:p>
+      <w:pPr>
+        <w:spacing w:line="240" w:lineRule="auto"/>
+        <w:jc w:val="both"/>
+      </w:pPr>
+      <w:r>
         <w:t>CLÁUSULAS</w:t>
       </w:r>
     </w:p>
     <w:p>
-      <w:r>
-        <w:rPr>
-          <w:b/>
-          <w:bCs/>
-        </w:rPr>
-        <w:t>PRIMERA: CONOCIMIENTO DEL FINADO.</w:t>
-      </w:r>
-      <w:r>
-        <w:t xml:space="preserve"> Que conocieron de manera personal y trato directo al señor/a </w:t>
-      </w:r>
-      <w:r>
-        <w:rPr>
-          <w:b/>
-          <w:bCs/>
-        </w:rPr>
-        <w:t>[NOMBRE DEL DIFUNTO]</w:t>
-      </w:r>
-      <w:r>
-        <w:t>, quien en vida era de nacionalidad [Nacionalidad], mayor de edad, titular de la Cédula No. [Número o indicar si no tenía], domiciliado en [Última dirección conocida].</w:t>
-      </w:r>
-    </w:p>
-    <w:p>
-      <w:r>
-        <w:rPr>
-          <w:b/>
-          <w:bCs/>
-        </w:rPr>
-        <w:t>SEGUNDA: DE LA DEFUNCIÓN.</w:t>
-      </w:r>
-      <w:r>
-        <w:t xml:space="preserve"> Que es de pública notoriedad y de su conocimiento personal que el señor/a </w:t>
-      </w:r>
-      <w:r>
-        <w:rPr>
-          <w:b/>
-          <w:bCs/>
-        </w:rPr>
-        <w:t>[NOMBRE DEL DIFUNTO]</w:t>
-      </w:r>
-      <w:r>
-        <w:t xml:space="preserve"> falleció en fecha </w:t>
-      </w:r>
-      <w:r>
-        <w:rPr>
-          <w:b/>
-          <w:bCs/>
-        </w:rPr>
-        <w:t>[Día] de [Mes] del año [Año]</w:t>
-      </w:r>
-      <w:r>
-        <w:t>, a las [Hora, si se sabe], en la ciudad de [Ciudad/Municipio], a causa de [Causa de muerte si consta en certificado médico, de lo contrario poner "causas naturales"].</w:t>
-      </w:r>
-    </w:p>
-    <w:p>
-      <w:r>
-        <w:rPr>
-          <w:b/>
-          <w:bCs/>
-        </w:rPr>
-        <w:t>TERCERA: TESTIMONIO DE LA INEXISTENCIA DE ACTA.</w:t>
-      </w:r>
-      <w:r>
-        <w:t xml:space="preserve"> Que tienen conocimiento de que, por causas ajenas a la voluntad de los familiares, el fallecimiento no fue oportunamente inscrito en los registros de la Oficialía del Estado Civil correspondiente dentro del plazo legal, por lo que el presente acto se instrumenta para suplir dicha carencia y proceder con la declaración tardía.</w:t>
-      </w:r>
-    </w:p>
-    <w:p>
-      <w:r>
-        <w:rPr>
-          <w:b/>
-          <w:bCs/>
-        </w:rPr>
-        <w:t>CUARTA: FILIACIÓN Y DESCENDENCIA.</w:t>
-      </w:r>
-      <w:r>
-        <w:t xml:space="preserve"> Que el fallecido estaba casado/soltero con [Nombre del cónyuge si aplica] y que a su muerte dejó como únicos y legítimos herederos a sus hijos: [Nombres de los hijos].</w:t>
-      </w:r>
-    </w:p>
-    <w:p>
+      <w:pPr>
+        <w:spacing w:line="240" w:lineRule="auto"/>
+        <w:jc w:val="both"/>
+      </w:pPr>
+      <w:r>
+        <w:t xml:space="preserve">PRIMERA: CONOCIMIENTO DEL FINADO. Que conocieron de manera personal y trato directo a </w:t>
+      </w:r>
+      <w:r>
+        <w:rPr>
+          <w:b/>
+          <w:bCs/>
+        </w:rPr>
+        <w:t>{{TRATAMIENTO_DIFUNTO}}</w:t>
+      </w:r>
+      <w:r>
+        <w:t xml:space="preserve"> </w:t>
+      </w:r>
+      <w:r>
+        <w:rPr>
+          <w:b/>
+          <w:bCs/>
+        </w:rPr>
+        <w:t>{{NOMBRE_DIFUNTO}}</w:t>
+      </w:r>
+      <w:r>
+        <w:t xml:space="preserve">, quien en vida fue dominicano(a), mayor de edad, y portador(a) de la Cédula de Identidad No. </w:t>
+      </w:r>
+      <w:r>
+        <w:rPr>
+          <w:b/>
+          <w:bCs/>
+        </w:rPr>
+        <w:t>{{DOCUMENTO IDENTIDAD_DIFUNTO}}</w:t>
+      </w:r>
+      <w:r>
+        <w:t>.</w:t>
+      </w:r>
+    </w:p>
+    <w:p>
+      <w:pPr>
+        <w:spacing w:line="240" w:lineRule="auto"/>
+        <w:jc w:val="both"/>
+      </w:pPr>
+      <w:r>
+        <w:t xml:space="preserve">SEGUNDA: SOBRE EL FALLECIMIENTO. Que a todos les consta, por ser un hecho público, notorio y de conocimiento general en su comunidad y familia, que el señor/a </w:t>
+      </w:r>
+      <w:r>
+        <w:rPr>
+          <w:b/>
+          <w:bCs/>
+        </w:rPr>
+        <w:t>{{NOMBRE_DIFUNTO}}</w:t>
+      </w:r>
+      <w:r>
+        <w:t xml:space="preserve"> falleció de manera real y efectiva en fecha </w:t>
+      </w:r>
       <w:r>
         <w:rPr>
           <w:b/>
           <w:bCs/>
         </w:rPr>
         <w:lastRenderedPageBreak/>
-        <w:t>QUINTA: OBJETO DEL ACTO.</w:t>
-      </w:r>
-      <w:r>
-        <w:t xml:space="preserve"> Los testigos declaran que hacen estas manifestaciones para que el presente Acto de Notoriedad sirva de base legal ante la </w:t>
-      </w:r>
-      <w:r>
-        <w:rPr>
-          <w:b/>
-          <w:bCs/>
-        </w:rPr>
-        <w:t>Oficialía del Estado Civil</w:t>
-      </w:r>
-      <w:r>
-        <w:t xml:space="preserve"> y los </w:t>
-      </w:r>
-      <w:r>
-        <w:rPr>
-          <w:b/>
-          <w:bCs/>
-        </w:rPr>
-        <w:t>Tribunales de la República</w:t>
-      </w:r>
-      <w:r>
-        <w:t>, a los fines de regularizar el registro civil del fallecimiento.</w:t>
-      </w:r>
-    </w:p>
-    <w:p>
-      <w:r>
-        <w:rPr>
-          <w:b/>
-          <w:bCs/>
-        </w:rPr>
-        <w:t>SEXTA: PENALIDAD POR PERJURIO.</w:t>
-      </w:r>
-      <w:r>
-        <w:t xml:space="preserve"> Los comparecientes declaran estar conscientes de las penas establecidas por la ley dominicana para aquellos que incurren en falso testimonio o perjurio ante un oficial público.</w:t>
-      </w:r>
-    </w:p>
-    <w:p>
-      <w:r>
-        <w:pict w14:anchorId="039E467A">
-          <v:rect id="_x0000_i1037" style="width:0;height:1.5pt" o:hralign="center" o:hrstd="t" o:hr="t" fillcolor="#a0a0a0" stroked="f"/>
-        </w:pict>
-      </w:r>
-    </w:p>
-    <w:p>
-      <w:r>
-        <w:rPr>
-          <w:b/>
-          <w:bCs/>
-        </w:rPr>
-        <w:t>HECHO Y PASADO POR ANTE MÍ</w:t>
-      </w:r>
-      <w:r>
-        <w:t>, en mi estudio profesional, el día y año antes indicados. He dado lectura íntegra a los comparecientes, quienes en señal de aprobación firman junto conmigo y ante mí, Notario Público que CERTIFICO Y DOY FE.</w:t>
-      </w:r>
-    </w:p>
-    <w:p>
-      <w:r>
-        <w:rPr>
-          <w:i/>
-          <w:iCs/>
-        </w:rPr>
-        <w:t>(Firmas de los 7 testigos)</w:t>
-      </w:r>
-    </w:p>
-    <w:p>
-      <w:r>
-        <w:pict w14:anchorId="6A025869">
-          <v:rect id="_x0000_i1038" style="width:0;height:1.5pt" o:hralign="center" o:hrstd="t" o:hr="t" fillcolor="#a0a0a0" stroked="f"/>
-        </w:pict>
-      </w:r>
-    </w:p>
-    <w:p>
-      <w:r>
-        <w:rPr>
-          <w:b/>
-          <w:bCs/>
-        </w:rPr>
-        <w:t>[NOMBRE DEL NOTARIO]</w:t>
-      </w:r>
-      <w:r>
-        <w:t xml:space="preserve"> Notario Público</w:t>
-      </w:r>
-    </w:p>
-    <w:p/>
+        <w:t>{{FECHA_DEFUNCION}}</w:t>
+      </w:r>
+      <w:r>
+        <w:t xml:space="preserve">, en la ciudad de </w:t>
+      </w:r>
+      <w:r>
+        <w:rPr>
+          <w:b/>
+          <w:bCs/>
+        </w:rPr>
+        <w:t>{{LUGAR_DEFUNCION}}</w:t>
+      </w:r>
+      <w:r>
+        <w:t xml:space="preserve">, a causa de </w:t>
+      </w:r>
+      <w:r>
+        <w:rPr>
+          <w:b/>
+          <w:bCs/>
+        </w:rPr>
+        <w:t>{{CAUSA_DEFUNCION}}</w:t>
+      </w:r>
+      <w:r>
+        <w:t>.</w:t>
+      </w:r>
+    </w:p>
+    <w:p>
+      <w:pPr>
+        <w:spacing w:line="240" w:lineRule="auto"/>
+        <w:jc w:val="both"/>
+      </w:pPr>
+      <w:r>
+        <w:t>TERCERA: TESTIMONIO DE LA INEXISTENCIA DE ACTA. Que tienen conocimiento de que, por causas ajenas a la voluntad de los familiares, el fallecimiento no fue oportunamente inscrito en los registros de la Oficialía del Estado Civil correspondiente dentro del plazo legal, por lo que el presente acto se instrumenta para suplir dicha carencia y proceder con la declaración tardía.</w:t>
+      </w:r>
+    </w:p>
+    <w:p>
+      <w:pPr>
+        <w:spacing w:line="240" w:lineRule="auto"/>
+        <w:jc w:val="both"/>
+      </w:pPr>
+      <w:r>
+        <w:t xml:space="preserve">CUARTA: FILIACIÓN Y DESCENDENCIA. Que el fallecido estaba de estado civil </w:t>
+      </w:r>
+      <w:r>
+        <w:rPr>
+          <w:b/>
+          <w:bCs/>
+        </w:rPr>
+        <w:t>{{ESTADO CIVIL_DIFUNTO}}</w:t>
+      </w:r>
+      <w:r>
+        <w:t xml:space="preserve"> con </w:t>
+      </w:r>
+      <w:r>
+        <w:rPr>
+          <w:b/>
+          <w:bCs/>
+        </w:rPr>
+        <w:t>{{NOMBRE_CONYUGE_DIFUNTO}}</w:t>
+      </w:r>
+      <w:r>
+        <w:t xml:space="preserve"> y que a su muerte dejó como únicos y legítimos herederos a sus hijos: </w:t>
+      </w:r>
+      <w:r>
+        <w:rPr>
+          <w:b/>
+          <w:bCs/>
+        </w:rPr>
+        <w:t>{{NOMBRES_HIJOS_DIFUNTO}}</w:t>
+      </w:r>
+      <w:r>
+        <w:t>.</w:t>
+      </w:r>
+    </w:p>
+    <w:p>
+      <w:pPr>
+        <w:spacing w:line="240" w:lineRule="auto"/>
+        <w:jc w:val="both"/>
+      </w:pPr>
+      <w:r>
+        <w:t>QUINTA: OBJETO DEL ACTO. Los testigos declaran que hacen estas manifestaciones para que el presente Acto de Notoriedad sirva de base legal ante la Oficialía del Estado Civil y los Tribunales de la República, a los fines de regularizar el registro civil del fallecimiento.</w:t>
+      </w:r>
+    </w:p>
+    <w:p>
+      <w:pPr>
+        <w:spacing w:line="240" w:lineRule="auto"/>
+        <w:jc w:val="both"/>
+      </w:pPr>
+      <w:r>
+        <w:t>SEXTA: PENALIDAD POR PERJURIO. Los comparecientes declaran estar conscientes de las penas establecidas por la ley dominicana para aquellos que incurren en falso testimonio o perjurio ante un oficial público.</w:t>
+      </w:r>
+    </w:p>
+    <w:p>
+      <w:pPr>
+        <w:spacing w:line="240" w:lineRule="auto"/>
+        <w:jc w:val="both"/>
+      </w:pPr>
+      <w:r>
+        <w:t>HECHO Y PASADO POR ANTE MÍ, en mi estudio profesional, el día y año antes indicados. He dado lectura íntegra a los comparecientes, quienes en señal de aprobación firman junto conmigo y ante mí, Notario Público que CERTIFICO Y DOY FE.</w:t>
+      </w:r>
+    </w:p>
+    <w:p>
+      <w:pPr>
+        <w:spacing w:line="240" w:lineRule="auto"/>
+        <w:jc w:val="center"/>
+      </w:pPr>
+      <w:r>
+        <w:rPr>
+          <w:b/>
+          <w:bCs/>
+        </w:rPr>
+        <w:t>{{NOMBRE_INTERESADO}}</w:t>
+      </w:r>
+    </w:p>
+    <w:p>
+      <w:pPr>
+        <w:spacing w:line="240" w:lineRule="auto"/>
+        <w:jc w:val="center"/>
+      </w:pPr>
+      <w:r>
+        <w:t>EL DECLARANTE</w:t>
+      </w:r>
+    </w:p>
+    <w:p>
+      <w:pPr>
+        <w:spacing w:line="240" w:lineRule="auto"/>
+        <w:jc w:val="center"/>
+      </w:pPr>
+    </w:p>
+    <w:p>
+      <w:pPr>
+        <w:spacing w:line="240" w:lineRule="auto"/>
+        <w:jc w:val="center"/>
+      </w:pPr>
+      <w:r>
+        <w:rPr>
+          <w:b/>
+          <w:bCs/>
+        </w:rPr>
+        <w:t>{{NOMBRE_TESTIGO 1}}</w:t>
+      </w:r>
+      <w:r>
+        <w:t xml:space="preserve"> </w:t>
+      </w:r>
+      <w:r>
+        <w:tab/>
+      </w:r>
+      <w:r>
+        <w:tab/>
+      </w:r>
+      <w:r>
+        <w:tab/>
+      </w:r>
+      <w:r>
+        <w:rPr>
+          <w:b/>
+          <w:bCs/>
+        </w:rPr>
+        <w:t>{{NOMBRE_TESTIGO 2}}</w:t>
+      </w:r>
+    </w:p>
+    <w:p>
+      <w:pPr>
+        <w:spacing w:line="240" w:lineRule="auto"/>
+        <w:jc w:val="center"/>
+      </w:pPr>
+      <w:r>
+        <w:t xml:space="preserve">Testigo </w:t>
+      </w:r>
+      <w:r>
+        <w:tab/>
+      </w:r>
+      <w:r>
+        <w:tab/>
+      </w:r>
+      <w:r>
+        <w:tab/>
+      </w:r>
+      <w:r>
+        <w:tab/>
+      </w:r>
+      <w:proofErr w:type="spellStart"/>
+      <w:r>
+        <w:t>Testigo</w:t>
+      </w:r>
+      <w:proofErr w:type="spellEnd"/>
+    </w:p>
+    <w:p>
+      <w:pPr>
+        <w:spacing w:line="240" w:lineRule="auto"/>
+        <w:jc w:val="center"/>
+      </w:pPr>
+      <w:r>
+        <w:rPr>
+          <w:b/>
+          <w:bCs/>
+        </w:rPr>
+        <w:t>{{NOMBRE_TESTIGO 3}}</w:t>
+      </w:r>
+      <w:r>
+        <w:t xml:space="preserve"> </w:t>
+      </w:r>
+    </w:p>
+    <w:p>
+      <w:pPr>
+        <w:spacing w:line="240" w:lineRule="auto"/>
+        <w:jc w:val="center"/>
+      </w:pPr>
+      <w:r>
+        <w:t>Testigo</w:t>
+      </w:r>
+    </w:p>
+    <w:p>
+      <w:pPr>
+        <w:spacing w:line="240" w:lineRule="auto"/>
+        <w:jc w:val="center"/>
+        <w:rPr>
+          <w:b/>
+          <w:bCs/>
+        </w:rPr>
+      </w:pPr>
+    </w:p>
+    <w:p>
+      <w:pPr>
+        <w:spacing w:line="240" w:lineRule="auto"/>
+        <w:jc w:val="center"/>
+      </w:pPr>
+      <w:r>
+        <w:rPr>
+          <w:b/>
+          <w:bCs/>
+        </w:rPr>
+        <w:t>{{NOMBRE_NOTARIO}}</w:t>
+      </w:r>
+      <w:r>
+        <w:t xml:space="preserve"> </w:t>
+      </w:r>
+    </w:p>
+    <w:p>
+      <w:pPr>
+        <w:spacing w:line="240" w:lineRule="auto"/>
+        <w:jc w:val="center"/>
+      </w:pPr>
+      <w:r>
+        <w:t>Notario Público</w:t>
+      </w:r>
+    </w:p>
+    <w:p>
+      <w:pPr>
+        <w:spacing w:line="240" w:lineRule="auto"/>
+        <w:jc w:val="both"/>
+      </w:pPr>
+    </w:p>
+    <w:p>
+      <w:pPr>
+        <w:spacing w:line="240" w:lineRule="auto"/>
+      </w:pPr>
+    </w:p>
     <w:sectPr>
       <w:pgSz w:w="11906" w:h="16838"/>
       <w:pgMar w:top="1417" w:right="1701" w:bottom="1417" w:left="1701" w:header="708" w:footer="708" w:gutter="0"/>
@@ -897,6 +1357,7 @@
   <w:style w:type="paragraph" w:default="1" w:styleId="Normal">
     <w:name w:val="Normal"/>
     <w:qFormat/>
+    <w:rsid w:val="003C2B9B"/>
   </w:style>
   <w:style w:type="paragraph" w:styleId="Ttulo1">
     <w:name w:val="heading 1"/>
@@ -1100,6 +1561,7 @@
   <w:style w:type="character" w:default="1" w:styleId="Fuentedeprrafopredeter">
     <w:name w:val="Default Paragraph Font"/>
     <w:uiPriority w:val="1"/>
+    <w:semiHidden/>
     <w:unhideWhenUsed/>
   </w:style>
   <w:style w:type="table" w:default="1" w:styleId="Tablanormal">
